--- a/data/documents/WLAN_Process.docx
+++ b/data/documents/WLAN_Process.docx
@@ -4,6 +4,9 @@
   <w:body>
     <w:p>
       <w:r>
+        <w:t xml:space="preserve">How to </w:t>
+      </w:r>
+      <w:r>
         <w:t xml:space="preserve">Enable WLAN </w:t>
       </w:r>
       <w:proofErr w:type="spellStart"/>
@@ -44,6 +47,9 @@
     </w:p>
     <w:p>
       <w:r>
+        <w:rPr>
+          <w:noProof/>
+        </w:rPr>
         <w:drawing>
           <wp:inline distT="0" distB="0" distL="0" distR="0" wp14:anchorId="3465C0B7" wp14:editId="1235C13F">
             <wp:extent cx="2971800" cy="3743325"/>
@@ -120,6 +126,9 @@
     </w:p>
     <w:p>
       <w:r>
+        <w:rPr>
+          <w:noProof/>
+        </w:rPr>
         <w:drawing>
           <wp:inline distT="0" distB="0" distL="0" distR="0" wp14:anchorId="3E9F0B1E" wp14:editId="282A8939">
             <wp:extent cx="5731510" cy="2344420"/>
@@ -212,6 +221,9 @@
     </w:p>
     <w:p>
       <w:r>
+        <w:rPr>
+          <w:noProof/>
+        </w:rPr>
         <w:lastRenderedPageBreak/>
         <w:drawing>
           <wp:inline distT="0" distB="0" distL="0" distR="0" wp14:anchorId="767A412E" wp14:editId="505FA524">
@@ -916,6 +928,7 @@
   <w:style w:type="character" w:default="1" w:styleId="DefaultParagraphFont">
     <w:name w:val="Default Paragraph Font"/>
     <w:uiPriority w:val="1"/>
+    <w:semiHidden/>
     <w:unhideWhenUsed/>
   </w:style>
   <w:style w:type="table" w:default="1" w:styleId="TableNormal">
